--- a/exemplo/diagramas-quadros-residencia-unifamiliar-exemplo-r00.docx
+++ b/exemplo/diagramas-quadros-residencia-unifamiliar-exemplo-r00.docx
@@ -483,7 +483,7 @@
                 <w:szCs w:val="19"/>
                 <w:rFonts w:ascii="Calibri" w:cs="Calibri" w:eastAsia="Calibri" w:hAnsi="Calibri"/>
               </w:rPr>
-              <w:t xml:space="preserve">26/10/2026 — R00</w:t>
+              <w:t xml:space="preserve">27/10/2026 — R00</w:t>
             </w:r>
           </w:p>
         </w:tc>
@@ -927,7 +927,7 @@
                 <w:szCs w:val="17"/>
                 <w:rFonts w:ascii="Calibri" w:cs="Calibri" w:eastAsia="Calibri" w:hAnsi="Calibri"/>
               </w:rPr>
-              <w:t xml:space="preserve">Classe II, Uc 175 V, In 20 kA — 3 fase(s) e neutro ao PE</w:t>
+              <w:t xml:space="preserve">Classe I+II, Iimp 12,5 kA (10/350 µs), Uc 175 V, In 20 kA — 3 fase(s) e neutro ao PE</w:t>
             </w:r>
           </w:p>
         </w:tc>
@@ -4753,7 +4753,7 @@
           <w:szCs w:val="20"/>
           <w:rFonts w:ascii="Calibri" w:cs="Calibri" w:eastAsia="Calibri" w:hAnsi="Calibri"/>
         </w:rPr>
-        <w:t xml:space="preserve">Cidade – UF, 26 de outubro de 2026</w:t>
+        <w:t xml:space="preserve">Cidade – UF, 27 de outubro de 2026</w:t>
       </w:r>
     </w:p>
     <w:p>
@@ -4923,7 +4923,7 @@
         <w:szCs w:val="15"/>
         <w:rFonts w:ascii="Calibri" w:cs="Calibri" w:eastAsia="Calibri" w:hAnsi="Calibri"/>
       </w:rPr>
-      <w:t xml:space="preserve">	R00 · 26/10/2026</w:t>
+      <w:t xml:space="preserve">	R00 · 27/10/2026</w:t>
     </w:r>
   </w:p>
 </w:hdr>

--- a/exemplo/diagramas-quadros-residencia-unifamiliar-exemplo-r00.docx
+++ b/exemplo/diagramas-quadros-residencia-unifamiliar-exemplo-r00.docx
@@ -927,7 +927,7 @@
                 <w:szCs w:val="17"/>
                 <w:rFonts w:ascii="Calibri" w:cs="Calibri" w:eastAsia="Calibri" w:hAnsi="Calibri"/>
               </w:rPr>
-              <w:t xml:space="preserve">Classe I+II, Iimp 12,5 kA (10/350 µs), Uc 175 V, In 20 kA — 3 fase(s) e neutro ao PE</w:t>
+              <w:t xml:space="preserve">Classe I+II, Iimp 12,5 kA (10/350 µs), Uc 175 V, In 20 kA, Up ≤ 1,5 kV — 4+0 — fases e neutro ao PE</w:t>
             </w:r>
           </w:p>
         </w:tc>
@@ -1825,7 +1825,7 @@
                 <w:szCs w:val="17"/>
                 <w:rFonts w:ascii="Calibri" w:cs="Calibri" w:eastAsia="Calibri" w:hAnsi="Calibri"/>
               </w:rPr>
-              <w:t xml:space="preserve">Classe II, Uc 175 V, In 20 kA — 3 fase(s) e neutro ao PE</w:t>
+              <w:t xml:space="preserve">Classe II, Uc 175 V, In 20 kA, Up ≤ 1,2 kV — 4+0 — fases e neutro ao PE</w:t>
             </w:r>
           </w:p>
         </w:tc>

--- a/exemplo/diagramas-quadros-residencia-unifamiliar-exemplo-r00.docx
+++ b/exemplo/diagramas-quadros-residencia-unifamiliar-exemplo-r00.docx
@@ -483,7 +483,7 @@
                 <w:szCs w:val="19"/>
                 <w:rFonts w:ascii="Calibri" w:cs="Calibri" w:eastAsia="Calibri" w:hAnsi="Calibri"/>
               </w:rPr>
-              <w:t xml:space="preserve">27/10/2026 — R00</w:t>
+              <w:t xml:space="preserve">28/10/2026 — R00</w:t>
             </w:r>
           </w:p>
         </w:tc>
@@ -927,7 +927,7 @@
                 <w:szCs w:val="17"/>
                 <w:rFonts w:ascii="Calibri" w:cs="Calibri" w:eastAsia="Calibri" w:hAnsi="Calibri"/>
               </w:rPr>
-              <w:t xml:space="preserve">Classe I+II, Iimp 12,5 kA (10/350 µs), Uc 175 V, In 20 kA, Up ≤ 1,5 kV — 4+0 — fases e neutro ao PE</w:t>
+              <w:t xml:space="preserve">Classe I+II, Iimp 12,5 kA (10/350 µs), Uc 275 V, In 30 kA, Up ≤ 1,5 kV — 4+0 — fases e neutro ao PE</w:t>
             </w:r>
           </w:p>
         </w:tc>
@@ -4753,7 +4753,7 @@
           <w:szCs w:val="20"/>
           <w:rFonts w:ascii="Calibri" w:cs="Calibri" w:eastAsia="Calibri" w:hAnsi="Calibri"/>
         </w:rPr>
-        <w:t xml:space="preserve">Cidade – UF, 27 de outubro de 2026</w:t>
+        <w:t xml:space="preserve">Cidade – UF, 28 de outubro de 2026</w:t>
       </w:r>
     </w:p>
     <w:p>
@@ -4923,7 +4923,7 @@
         <w:szCs w:val="15"/>
         <w:rFonts w:ascii="Calibri" w:cs="Calibri" w:eastAsia="Calibri" w:hAnsi="Calibri"/>
       </w:rPr>
-      <w:t xml:space="preserve">	R00 · 27/10/2026</w:t>
+      <w:t xml:space="preserve">	R00 · 28/10/2026</w:t>
     </w:r>
   </w:p>
 </w:hdr>
